--- a/public/assets/template/docx/surat_izin_acara.docx
+++ b/public/assets/template/docx/surat_izin_acara.docx
@@ -73,15 +73,15 @@
         <w:pStyle w:val="BodyText"/>
       </w:pPr>
       <w:r>
-        <w:t xml:space="preserve">KABUPATEN $NAMA_KAB</w:t>
-      </w:r>
-    </w:p>
-    <w:p>
-      <w:pPr>
-        <w:pStyle w:val="BodyText"/>
-      </w:pPr>
-      <w:r>
-        <w:t xml:space="preserve">KAPANEWON $NAMA_KEC</w:t>
+        <w:t xml:space="preserve">KABUPATEN ${NAMA_KAB}</w:t>
+      </w:r>
+    </w:p>
+    <w:p>
+      <w:pPr>
+        <w:pStyle w:val="BodyText"/>
+      </w:pPr>
+      <w:r>
+        <w:t xml:space="preserve">KAPANEWON ${NAMA_KEC}</w:t>
       </w:r>
     </w:p>
     <w:p>
@@ -93,15 +93,15 @@
           <w:b/>
           <w:bCs/>
         </w:rPr>
-        <w:t xml:space="preserve">PEMERINTAH KALURAHAN $NAMA_DES</w:t>
-      </w:r>
-    </w:p>
-    <w:p>
-      <w:pPr>
-        <w:pStyle w:val="BodyText"/>
-      </w:pPr>
-      <w:r>
-        <w:t xml:space="preserve">$NAMA_DESA_JAWA</w:t>
+        <w:t xml:space="preserve">PEMERINTAH KALURAHAN ${NAMA_DES}</w:t>
+      </w:r>
+    </w:p>
+    <w:p>
+      <w:pPr>
+        <w:pStyle w:val="BodyText"/>
+      </w:pPr>
+      <w:r>
+        <w:t xml:space="preserve">${NAMA_DESA_JAWA}</w:t>
       </w:r>
       <w:r>
         <w:drawing>
@@ -152,15 +152,15 @@
         <w:pStyle w:val="BodyText"/>
       </w:pPr>
       <w:r>
-        <w:t xml:space="preserve">$ALAMAT_DES</w:t>
-      </w:r>
-    </w:p>
-    <w:p>
-      <w:pPr>
-        <w:pStyle w:val="BodyText"/>
-      </w:pPr>
-      <w:r>
-        <w:t xml:space="preserve">Posel : $ALAMAT_MAIL</w:t>
+        <w:t xml:space="preserve">${ALAMAT_DES}</w:t>
+      </w:r>
+    </w:p>
+    <w:p>
+      <w:pPr>
+        <w:pStyle w:val="BodyText"/>
+      </w:pPr>
+      <w:r>
+        <w:t xml:space="preserve">Posel : ${ALAMAT_MAIL}</w:t>
       </w:r>
     </w:p>
     <w:p>
@@ -179,15 +179,15 @@
         <w:pStyle w:val="FirstParagraph"/>
       </w:pPr>
       <w:r>
-        <w:t xml:space="preserve">Nomor : $NOMOR_SURAT /$KODE_DESA /$TAHUN</w:t>
-      </w:r>
-    </w:p>
-    <w:p>
-      <w:pPr>
-        <w:pStyle w:val="BodyText"/>
-      </w:pPr>
-      <w:r>
-        <w:t xml:space="preserve">Yang bertanda tangan di bawah ini, Lurah $NAMA_DES, Kapanewon $NAMA_KEC, Kabupaten $NAMA_KAB, menerangkan dengan sebenarnya bahwa :</w:t>
+        <w:t xml:space="preserve">Nomor : ${NOMOR_SURAT} /${KODE_DESA} /${TAHUN}</w:t>
+      </w:r>
+    </w:p>
+    <w:p>
+      <w:pPr>
+        <w:pStyle w:val="BodyText"/>
+      </w:pPr>
+      <w:r>
+        <w:t xml:space="preserve">Yang bertanda tangan di bawah ini, Lurah ${NAMA_DES}, Kapanewon ${NAMA_KEC}, Kabupaten ${NAMA_KAB}, menerangkan dengan sebenarnya bahwa :</w:t>
       </w:r>
     </w:p>
     <w:p>
@@ -208,7 +208,7 @@
           <w:b/>
           <w:bCs/>
         </w:rPr>
-        <w:t xml:space="preserve">$NAMA</w:t>
+        <w:t xml:space="preserve">${NAMA}</w:t>
       </w:r>
     </w:p>
     <w:p>
@@ -219,7 +219,7 @@
         </w:numPr>
       </w:pPr>
       <w:r>
-        <w:t xml:space="preserve">KTP : $NO_KTP</w:t>
+        <w:t xml:space="preserve">KTP : ${NO_KTP}</w:t>
       </w:r>
     </w:p>
     <w:p>
@@ -230,7 +230,7 @@
         </w:numPr>
       </w:pPr>
       <w:r>
-        <w:t xml:space="preserve">KK : $NO_KK</w:t>
+        <w:t xml:space="preserve">KK : ${NO_KK}</w:t>
       </w:r>
     </w:p>
     <w:p>
@@ -241,7 +241,7 @@
         </w:numPr>
       </w:pPr>
       <w:r>
-        <w:t xml:space="preserve">Tempat/tanggal lahir : $TTL</w:t>
+        <w:t xml:space="preserve">Tempat/tanggal lahir : ${TTL}</w:t>
       </w:r>
     </w:p>
     <w:p>
@@ -252,7 +252,7 @@
         </w:numPr>
       </w:pPr>
       <w:r>
-        <w:t xml:space="preserve">Jenis Kelamin : $SEX</w:t>
+        <w:t xml:space="preserve">Jenis Kelamin : ${SEX}</w:t>
       </w:r>
     </w:p>
     <w:p>
@@ -263,7 +263,7 @@
         </w:numPr>
       </w:pPr>
       <w:r>
-        <w:t xml:space="preserve">Setatus Perkawinan : $STATUS_KAWIN</w:t>
+        <w:t xml:space="preserve">Setatus Perkawinan : ${STATUS_KAWIN}</w:t>
       </w:r>
     </w:p>
     <w:p>
@@ -274,7 +274,7 @@
         </w:numPr>
       </w:pPr>
       <w:r>
-        <w:t xml:space="preserve">Pekerjaan : $PEKERJAAN</w:t>
+        <w:t xml:space="preserve">Pekerjaan : ${PEKERJAAN}</w:t>
       </w:r>
     </w:p>
     <w:p>
@@ -285,7 +285,7 @@
         </w:numPr>
       </w:pPr>
       <w:r>
-        <w:t xml:space="preserve">Pendidikan Terakhir : $PENDIDIKAN</w:t>
+        <w:t xml:space="preserve">Pendidikan Terakhir : ${PENDIDIKAN}</w:t>
       </w:r>
     </w:p>
     <w:p>
@@ -296,7 +296,7 @@
         </w:numPr>
       </w:pPr>
       <w:r>
-        <w:t xml:space="preserve">Agama : $AGAMA</w:t>
+        <w:t xml:space="preserve">Agama : ${AGAMA}</w:t>
       </w:r>
     </w:p>
     <w:p>
@@ -307,7 +307,7 @@
         </w:numPr>
       </w:pPr>
       <w:r>
-        <w:t xml:space="preserve">Alamat : $ALAMAT Kalurahan $NAMA_DES, Kapanewon $NAMA_KEC, Kabupaten $NAMA_KAB</w:t>
+        <w:t xml:space="preserve">Alamat : ${ALAMAT} Kalurahan ${NAMA_DES}, Kapanewon ${NAMA_KEC}, Kabupaten ${NAMA_KAB}</w:t>
       </w:r>
     </w:p>
     <w:p>
@@ -315,47 +315,47 @@
         <w:pStyle w:val="FirstParagraph"/>
       </w:pPr>
       <w:r>
-        <w:t xml:space="preserve">Orang tersebut diatas adalah benar-benar warga Kalurahan $NAMA_DES, Kapanewon $NAMA_KEC, Kabupaten $NAMA_KAB, dan merupakan Penanggungjawaab Kegiatan yang akan dilaksanakan pada :</w:t>
-      </w:r>
-    </w:p>
-    <w:p>
-      <w:pPr>
-        <w:pStyle w:val="BodyText"/>
-      </w:pPr>
-      <w:r>
-        <w:t xml:space="preserve">Hari : $HARI</w:t>
-      </w:r>
-    </w:p>
-    <w:p>
-      <w:pPr>
-        <w:pStyle w:val="BodyText"/>
-      </w:pPr>
-      <w:r>
-        <w:t xml:space="preserve">Tanggal : $TGL_KEG</w:t>
-      </w:r>
-    </w:p>
-    <w:p>
-      <w:pPr>
-        <w:pStyle w:val="BodyText"/>
-      </w:pPr>
-      <w:r>
-        <w:t xml:space="preserve">Waktu : $WAKTU</w:t>
-      </w:r>
-    </w:p>
-    <w:p>
-      <w:pPr>
-        <w:pStyle w:val="BodyText"/>
-      </w:pPr>
-      <w:r>
-        <w:t xml:space="preserve">Jenis Kegiatan : $JENIS_KEG</w:t>
-      </w:r>
-    </w:p>
-    <w:p>
-      <w:pPr>
-        <w:pStyle w:val="BodyText"/>
-      </w:pPr>
-      <w:r>
-        <w:t xml:space="preserve">Lokasi Kegiatan : $LOKASI_KEG</w:t>
+        <w:t xml:space="preserve">Orang tersebut diatas adalah benar-benar warga Kalurahan ${NAMA_DES}, Kapanewon ${NAMA_KEC}, Kabupaten ${NAMA_KAB}, dan merupakan Penanggungjawaab Kegiatan yang akan dilaksanakan pada :</w:t>
+      </w:r>
+    </w:p>
+    <w:p>
+      <w:pPr>
+        <w:pStyle w:val="BodyText"/>
+      </w:pPr>
+      <w:r>
+        <w:t xml:space="preserve">Hari : ${HARI}</w:t>
+      </w:r>
+    </w:p>
+    <w:p>
+      <w:pPr>
+        <w:pStyle w:val="BodyText"/>
+      </w:pPr>
+      <w:r>
+        <w:t xml:space="preserve">Tanggal : ${TGL_KEG}</w:t>
+      </w:r>
+    </w:p>
+    <w:p>
+      <w:pPr>
+        <w:pStyle w:val="BodyText"/>
+      </w:pPr>
+      <w:r>
+        <w:t xml:space="preserve">Waktu : ${WAKTU}</w:t>
+      </w:r>
+    </w:p>
+    <w:p>
+      <w:pPr>
+        <w:pStyle w:val="BodyText"/>
+      </w:pPr>
+      <w:r>
+        <w:t xml:space="preserve">Jenis Kegiatan : ${JENIS_KEG}</w:t>
+      </w:r>
+    </w:p>
+    <w:p>
+      <w:pPr>
+        <w:pStyle w:val="BodyText"/>
+      </w:pPr>
+      <w:r>
+        <w:t xml:space="preserve">Lokasi Kegiatan : ${LOKASI_KEG}</w:t>
       </w:r>
     </w:p>
     <w:p>
@@ -393,7 +393,7 @@
               <w:pStyle w:val="BodyText"/>
             </w:pPr>
             <w:r>
-              <w:t xml:space="preserve">$NAMA</w:t>
+              <w:t xml:space="preserve">${NAMA}</w:t>
             </w:r>
           </w:p>
         </w:tc>
@@ -412,7 +412,7 @@
               <w:pStyle w:val="BodyText"/>
             </w:pPr>
             <w:r>
-              <w:t xml:space="preserve">$NAMA_DES, $TGL_SURAT</w:t>
+              <w:t xml:space="preserve">${NAMA_DES}, ${TGL_SURAT}</w:t>
             </w:r>
           </w:p>
           <w:p>
@@ -420,7 +420,7 @@
               <w:pStyle w:val="BodyText"/>
             </w:pPr>
             <w:r>
-              <w:t xml:space="preserve">$JABATAN,</w:t>
+              <w:t xml:space="preserve">${JABATAN},</w:t>
             </w:r>
           </w:p>
           <w:p>
@@ -428,7 +428,7 @@
               <w:pStyle w:val="BodyText"/>
             </w:pPr>
             <w:r>
-              <w:t xml:space="preserve">$NAMA_PAMONG</w:t>
+              <w:t xml:space="preserve">${NAMA_PAMONG}</w:t>
             </w:r>
           </w:p>
           <w:p>
@@ -436,7 +436,7 @@
               <w:pStyle w:val="BodyText"/>
             </w:pPr>
             <w:r>
-              <w:t xml:space="preserve">$NIP_PAMONG</w:t>
+              <w:t xml:space="preserve">${NIP_PAMONG}</w:t>
             </w:r>
           </w:p>
         </w:tc>
@@ -503,47 +503,47 @@
           <w:b/>
           <w:bCs/>
         </w:rPr>
-        <w:t xml:space="preserve">$NAMA</w:t>
-      </w:r>
-    </w:p>
-    <w:p>
-      <w:pPr>
-        <w:pStyle w:val="BodyText"/>
-      </w:pPr>
-      <w:r>
-        <w:t xml:space="preserve">NIK : $NO_KTP</w:t>
-      </w:r>
-    </w:p>
-    <w:p>
-      <w:pPr>
-        <w:pStyle w:val="BodyText"/>
-      </w:pPr>
-      <w:r>
-        <w:t xml:space="preserve">Tempat/Tanggal lahir : $TTL</w:t>
-      </w:r>
-    </w:p>
-    <w:p>
-      <w:pPr>
-        <w:pStyle w:val="BodyText"/>
-      </w:pPr>
-      <w:r>
-        <w:t xml:space="preserve">Alamat Rumah : $ALAMAT Kalurahan $NAMA_DES, Kapanewon $NAMA_KEC, Kabupaten $NAMA_KAB</w:t>
-      </w:r>
-    </w:p>
-    <w:p>
-      <w:pPr>
-        <w:pStyle w:val="BodyText"/>
-      </w:pPr>
-      <w:r>
-        <w:t xml:space="preserve">Jabatan : $JABAT_KEG</w:t>
-      </w:r>
-    </w:p>
-    <w:p>
-      <w:pPr>
-        <w:pStyle w:val="BodyText"/>
-      </w:pPr>
-      <w:r>
-        <w:t xml:space="preserve">Kapasitas : $PESERTA_KEG Orang</w:t>
+        <w:t xml:space="preserve">${NAMA}</w:t>
+      </w:r>
+    </w:p>
+    <w:p>
+      <w:pPr>
+        <w:pStyle w:val="BodyText"/>
+      </w:pPr>
+      <w:r>
+        <w:t xml:space="preserve">NIK : ${NO_KTP}</w:t>
+      </w:r>
+    </w:p>
+    <w:p>
+      <w:pPr>
+        <w:pStyle w:val="BodyText"/>
+      </w:pPr>
+      <w:r>
+        <w:t xml:space="preserve">Tempat/Tanggal lahir : ${TTL}</w:t>
+      </w:r>
+    </w:p>
+    <w:p>
+      <w:pPr>
+        <w:pStyle w:val="BodyText"/>
+      </w:pPr>
+      <w:r>
+        <w:t xml:space="preserve">Alamat Rumah : ${ALAMAT} Kalurahan ${NAMA_DES}, Kapanewon ${NAMA_KEC}, Kabupaten ${NAMA_KAB}</w:t>
+      </w:r>
+    </w:p>
+    <w:p>
+      <w:pPr>
+        <w:pStyle w:val="BodyText"/>
+      </w:pPr>
+      <w:r>
+        <w:t xml:space="preserve">Jabatan : ${JABAT_KEG}</w:t>
+      </w:r>
+    </w:p>
+    <w:p>
+      <w:pPr>
+        <w:pStyle w:val="BodyText"/>
+      </w:pPr>
+      <w:r>
+        <w:t xml:space="preserve">Kapasitas : ${PESERTA_KEG} Orang</w:t>
       </w:r>
     </w:p>
     <w:p>
@@ -710,7 +710,7 @@
         <w:pStyle w:val="BodyText"/>
       </w:pPr>
       <w:r>
-        <w:t xml:space="preserve">$NAMA_DES, $TGL_SURAT</w:t>
+        <w:t xml:space="preserve">${NAMA_DES}, ${TGL_SURAT}</w:t>
       </w:r>
     </w:p>
     <w:p>
@@ -726,7 +726,7 @@
         <w:pStyle w:val="BodyText"/>
       </w:pPr>
       <w:r>
-        <w:t xml:space="preserve">$NAMA</w:t>
+        <w:t xml:space="preserve">${NAMA}</w:t>
       </w:r>
     </w:p>
     <w:sectPr>
